--- a/deliverables/week2_member3/01_baseline_design.docx
+++ b/deliverables/week2_member3/01_baseline_design.docx
@@ -1187,13 +1187,13 @@
       </w:r>
     </w:p>
     <w:bookmarkEnd w:id="14"/>
-    <w:bookmarkStart w:id="15" w:name="unit-of-testing-decided"/>
+    <w:bookmarkStart w:id="17" w:name="a.-doctest-policy-decided"/>
     <w:p>
       <w:pPr>
         <w:pStyle w:val="Heading2"/>
       </w:pPr>
       <w:r>
-        <w:t xml:space="preserve">4. Unit of testing — decided</w:t>
+        <w:t xml:space="preserve">3a. Doctest policy — decided</w:t>
       </w:r>
     </w:p>
     <w:p>
@@ -1205,6 +1205,676 @@
           <w:b/>
           <w:bCs/>
         </w:rPr>
+        <w:t xml:space="preserve">Doctests are stripped from every prompt.</w:t>
+      </w:r>
+      <w:r>
+        <w:t xml:space="preserve"> </w:t>
+      </w:r>
+      <w:r>
+        <w:t xml:space="preserve">Approved by Prof. Doaa in Week 3;</w:t>
+      </w:r>
+      <w:r>
+        <w:t xml:space="preserve"> </w:t>
+      </w:r>
+      <w:r>
+        <w:rPr>
+          <w:rStyle w:val="VerbatimChar"/>
+        </w:rPr>
+        <w:t xml:space="preserve">config.INCLUDE_DOCTESTS = false</w:t>
+      </w:r>
+      <w:r>
+        <w:t xml:space="preserve">.</w:t>
+      </w:r>
+    </w:p>
+    <w:p>
+      <w:pPr>
+        <w:pStyle w:val="BodyText"/>
+      </w:pPr>
+      <w:r>
+        <w:t xml:space="preserve">Every dataset function carries worked input→output examples in its docstring:</w:t>
+      </w:r>
+    </w:p>
+    <w:p>
+      <w:pPr>
+        <w:pStyle w:val="SourceCode"/>
+      </w:pPr>
+      <w:r>
+        <w:rPr>
+          <w:rStyle w:val="KeywordTok"/>
+        </w:rPr>
+        <w:t xml:space="preserve">def</w:t>
+      </w:r>
+      <w:r>
+        <w:rPr>
+          <w:rStyle w:val="NormalTok"/>
+        </w:rPr>
+        <w:t xml:space="preserve"> arc_length(angle: </w:t>
+      </w:r>
+      <w:r>
+        <w:rPr>
+          <w:rStyle w:val="BuiltInTok"/>
+        </w:rPr>
+        <w:t xml:space="preserve">int</w:t>
+      </w:r>
+      <w:r>
+        <w:rPr>
+          <w:rStyle w:val="NormalTok"/>
+        </w:rPr>
+        <w:t xml:space="preserve">, radius: </w:t>
+      </w:r>
+      <w:r>
+        <w:rPr>
+          <w:rStyle w:val="BuiltInTok"/>
+        </w:rPr>
+        <w:t xml:space="preserve">int</w:t>
+      </w:r>
+      <w:r>
+        <w:rPr>
+          <w:rStyle w:val="NormalTok"/>
+        </w:rPr>
+        <w:t xml:space="preserve">) </w:t>
+      </w:r>
+      <w:r>
+        <w:rPr>
+          <w:rStyle w:val="OperatorTok"/>
+        </w:rPr>
+        <w:t xml:space="preserve">-&gt;</w:t>
+      </w:r>
+      <w:r>
+        <w:rPr>
+          <w:rStyle w:val="NormalTok"/>
+        </w:rPr>
+        <w:t xml:space="preserve"> </w:t>
+      </w:r>
+      <w:r>
+        <w:rPr>
+          <w:rStyle w:val="BuiltInTok"/>
+        </w:rPr>
+        <w:t xml:space="preserve">float</w:t>
+      </w:r>
+      <w:r>
+        <w:rPr>
+          <w:rStyle w:val="NormalTok"/>
+        </w:rPr>
+        <w:t xml:space="preserve">:</w:t>
+      </w:r>
+      <w:r>
+        <w:br/>
+      </w:r>
+      <w:r>
+        <w:rPr>
+          <w:rStyle w:val="NormalTok"/>
+        </w:rPr>
+        <w:t xml:space="preserve">    </w:t>
+      </w:r>
+      <w:r>
+        <w:rPr>
+          <w:rStyle w:val="CommentTok"/>
+        </w:rPr>
+        <w:t xml:space="preserve">"""</w:t>
+      </w:r>
+      <w:r>
+        <w:br/>
+      </w:r>
+      <w:r>
+        <w:rPr>
+          <w:rStyle w:val="CommentTok"/>
+        </w:rPr>
+        <w:t xml:space="preserve">    &gt;&gt;&gt; arc_length(45, 5)</w:t>
+      </w:r>
+      <w:r>
+        <w:br/>
+      </w:r>
+      <w:r>
+        <w:rPr>
+          <w:rStyle w:val="CommentTok"/>
+        </w:rPr>
+        <w:t xml:space="preserve">    3.9269908169872414</w:t>
+      </w:r>
+      <w:r>
+        <w:br/>
+      </w:r>
+      <w:r>
+        <w:rPr>
+          <w:rStyle w:val="CommentTok"/>
+        </w:rPr>
+        <w:t xml:space="preserve">    """</w:t>
+      </w:r>
+      <w:r>
+        <w:br/>
+      </w:r>
+      <w:r>
+        <w:rPr>
+          <w:rStyle w:val="NormalTok"/>
+        </w:rPr>
+        <w:t xml:space="preserve">    </w:t>
+      </w:r>
+      <w:r>
+        <w:rPr>
+          <w:rStyle w:val="ControlFlowTok"/>
+        </w:rPr>
+        <w:t xml:space="preserve">return</w:t>
+      </w:r>
+      <w:r>
+        <w:rPr>
+          <w:rStyle w:val="NormalTok"/>
+        </w:rPr>
+        <w:t xml:space="preserve"> </w:t>
+      </w:r>
+      <w:r>
+        <w:rPr>
+          <w:rStyle w:val="DecValTok"/>
+        </w:rPr>
+        <w:t xml:space="preserve">2</w:t>
+      </w:r>
+      <w:r>
+        <w:rPr>
+          <w:rStyle w:val="NormalTok"/>
+        </w:rPr>
+        <w:t xml:space="preserve"> </w:t>
+      </w:r>
+      <w:r>
+        <w:rPr>
+          <w:rStyle w:val="OperatorTok"/>
+        </w:rPr>
+        <w:t xml:space="preserve">*</w:t>
+      </w:r>
+      <w:r>
+        <w:rPr>
+          <w:rStyle w:val="NormalTok"/>
+        </w:rPr>
+        <w:t xml:space="preserve"> pi </w:t>
+      </w:r>
+      <w:r>
+        <w:rPr>
+          <w:rStyle w:val="OperatorTok"/>
+        </w:rPr>
+        <w:t xml:space="preserve">*</w:t>
+      </w:r>
+      <w:r>
+        <w:rPr>
+          <w:rStyle w:val="NormalTok"/>
+        </w:rPr>
+        <w:t xml:space="preserve"> radius </w:t>
+      </w:r>
+      <w:r>
+        <w:rPr>
+          <w:rStyle w:val="OperatorTok"/>
+        </w:rPr>
+        <w:t xml:space="preserve">*</w:t>
+      </w:r>
+      <w:r>
+        <w:rPr>
+          <w:rStyle w:val="NormalTok"/>
+        </w:rPr>
+        <w:t xml:space="preserve"> (angle </w:t>
+      </w:r>
+      <w:r>
+        <w:rPr>
+          <w:rStyle w:val="OperatorTok"/>
+        </w:rPr>
+        <w:t xml:space="preserve">/</w:t>
+      </w:r>
+      <w:r>
+        <w:rPr>
+          <w:rStyle w:val="NormalTok"/>
+        </w:rPr>
+        <w:t xml:space="preserve"> </w:t>
+      </w:r>
+      <w:r>
+        <w:rPr>
+          <w:rStyle w:val="DecValTok"/>
+        </w:rPr>
+        <w:t xml:space="preserve">360</w:t>
+      </w:r>
+      <w:r>
+        <w:rPr>
+          <w:rStyle w:val="NormalTok"/>
+        </w:rPr>
+        <w:t xml:space="preserve">)</w:t>
+      </w:r>
+    </w:p>
+    <w:p>
+      <w:pPr>
+        <w:pStyle w:val="FirstParagraph"/>
+      </w:pPr>
+      <w:r>
+        <w:t xml:space="preserve">Left in, a model can transcribe</w:t>
+      </w:r>
+      <w:r>
+        <w:t xml:space="preserve"> </w:t>
+      </w:r>
+      <w:r>
+        <w:rPr>
+          <w:rStyle w:val="VerbatimChar"/>
+        </w:rPr>
+        <w:t xml:space="preserve">assert arc_length(45, 5) == 3.9269908169872414</w:t>
+      </w:r>
+      <w:r>
+        <w:t xml:space="preserve"> </w:t>
+      </w:r>
+      <w:r>
+        <w:t xml:space="preserve">without reasoning about the function at all. Two consequences:</w:t>
+      </w:r>
+    </w:p>
+    <w:p>
+      <w:pPr>
+        <w:pStyle w:val="Compact"/>
+        <w:numPr>
+          <w:ilvl w:val="0"/>
+          <w:numId w:val="1001"/>
+        </w:numPr>
+      </w:pPr>
+      <w:r>
+        <w:rPr>
+          <w:b/>
+          <w:bCs/>
+        </w:rPr>
+        <w:t xml:space="preserve">It measures the wrong thing.</w:t>
+      </w:r>
+      <w:r>
+        <w:t xml:space="preserve"> </w:t>
+      </w:r>
+      <w:r>
+        <w:t xml:space="preserve">Oracle correctness is what RQ2 asks about; transcription is not oracle reasoning.</w:t>
+      </w:r>
+    </w:p>
+    <w:p>
+      <w:pPr>
+        <w:pStyle w:val="Compact"/>
+        <w:numPr>
+          <w:ilvl w:val="0"/>
+          <w:numId w:val="1001"/>
+        </w:numPr>
+      </w:pPr>
+      <w:r>
+        <w:rPr>
+          <w:b/>
+          <w:bCs/>
+        </w:rPr>
+        <w:t xml:space="preserve">It starves the refinement loop.</w:t>
+      </w:r>
+      <w:r>
+        <w:t xml:space="preserve"> </w:t>
+      </w:r>
+      <w:r>
+        <w:t xml:space="preserve">Steps 3–5 of the pipeline operate on</w:t>
+      </w:r>
+      <w:r>
+        <w:t xml:space="preserve"> </w:t>
+      </w:r>
+      <w:r>
+        <w:rPr>
+          <w:i/>
+          <w:iCs/>
+        </w:rPr>
+        <w:t xml:space="preserve">surviving</w:t>
+      </w:r>
+      <w:r>
+        <w:t xml:space="preserve"> </w:t>
+      </w:r>
+      <w:r>
+        <w:t xml:space="preserve">mutants. Near-perfect initial suites leave none, so Variant 1 and Variant 2 have nothing to differentiate them — the added RQ becomes unanswerable.</w:t>
+      </w:r>
+    </w:p>
+    <w:bookmarkStart w:id="15" w:name="the-comparability-argument"/>
+    <w:p>
+      <w:pPr>
+        <w:pStyle w:val="Heading3"/>
+      </w:pPr>
+      <w:r>
+        <w:t xml:space="preserve">The comparability argument</w:t>
+      </w:r>
+    </w:p>
+    <w:p>
+      <w:pPr>
+        <w:pStyle w:val="FirstParagraph"/>
+      </w:pPr>
+      <w:r>
+        <w:t xml:space="preserve">The decisive point is that</w:t>
+      </w:r>
+      <w:r>
+        <w:t xml:space="preserve"> </w:t>
+      </w:r>
+      <w:r>
+        <w:rPr>
+          <w:b/>
+          <w:bCs/>
+        </w:rPr>
+        <w:t xml:space="preserve">CANDOR’s benchmark has no worked examples</w:t>
+      </w:r>
+      <w:r>
+        <w:t xml:space="preserve">, so</w:t>
+      </w:r>
+      <w:r>
+        <w:t xml:space="preserve"> </w:t>
+      </w:r>
+      <w:r>
+        <w:t xml:space="preserve">stripping ours matches the system we compare against rather than diverging from</w:t>
+      </w:r>
+      <w:r>
+        <w:t xml:space="preserve"> </w:t>
+      </w:r>
+      <w:r>
+        <w:t xml:space="preserve">it:</w:t>
+      </w:r>
+    </w:p>
+    <w:tbl>
+      <w:tblPr>
+        <w:tblStyle w:val="Table"/>
+        <w:tblW w:type="pct" w:w="5000"/>
+        <w:tblLayout w:type="fixed"/>
+        <w:tblLook w:firstRow="1" w:lastRow="0" w:firstColumn="0" w:lastColumn="0" w:noHBand="0" w:noVBand="0" w:val="0020"/>
+      </w:tblPr>
+      <w:tblGrid>
+        <w:gridCol w:w="3960"/>
+        <w:gridCol w:w="3960"/>
+      </w:tblGrid>
+      <w:tr>
+        <w:trPr>
+          <w:tblHeader w:val="on"/>
+        </w:trPr>
+        <w:tc>
+          <w:tcPr/>
+          <w:p>
+            <w:pPr>
+              <w:pStyle w:val="Compact"/>
+            </w:pPr>
+          </w:p>
+        </w:tc>
+        <w:tc>
+          <w:tcPr/>
+          <w:p>
+            <w:pPr>
+              <w:pStyle w:val="Compact"/>
+            </w:pPr>
+            <w:r>
+              <w:t xml:space="preserve">worked examples in the prompt?</w:t>
+            </w:r>
+          </w:p>
+        </w:tc>
+      </w:tr>
+      <w:tr>
+        <w:tc>
+          <w:tcPr/>
+          <w:p>
+            <w:pPr>
+              <w:pStyle w:val="Compact"/>
+            </w:pPr>
+            <w:r>
+              <w:t xml:space="preserve">HumanEval (original Python)</w:t>
+            </w:r>
+          </w:p>
+        </w:tc>
+        <w:tc>
+          <w:tcPr/>
+          <w:p>
+            <w:pPr>
+              <w:pStyle w:val="Compact"/>
+            </w:pPr>
+            <w:r>
+              <w:t xml:space="preserve">yes —</w:t>
+            </w:r>
+            <w:r>
+              <w:t xml:space="preserve"> </w:t>
+            </w:r>
+            <w:r>
+              <w:rPr>
+                <w:rStyle w:val="VerbatimChar"/>
+              </w:rPr>
+              <w:t xml:space="preserve">&gt;&gt;&gt;</w:t>
+            </w:r>
+            <w:r>
+              <w:t xml:space="preserve"> </w:t>
+            </w:r>
+            <w:r>
+              <w:t xml:space="preserve">blocks in the docstring</w:t>
+            </w:r>
+          </w:p>
+        </w:tc>
+      </w:tr>
+      <w:tr>
+        <w:tc>
+          <w:tcPr/>
+          <w:p>
+            <w:pPr>
+              <w:pStyle w:val="Compact"/>
+            </w:pPr>
+            <w:r>
+              <w:rPr>
+                <w:b/>
+                <w:bCs/>
+              </w:rPr>
+              <w:t xml:space="preserve">HumanEvalJava — what CANDOR uses</w:t>
+            </w:r>
+          </w:p>
+        </w:tc>
+        <w:tc>
+          <w:tcPr/>
+          <w:p>
+            <w:pPr>
+              <w:pStyle w:val="Compact"/>
+            </w:pPr>
+            <w:r>
+              <w:rPr>
+                <w:b/>
+                <w:bCs/>
+              </w:rPr>
+              <w:t xml:space="preserve">no</w:t>
+            </w:r>
+            <w:r>
+              <w:t xml:space="preserve"> </w:t>
+            </w:r>
+            <w:r>
+              <w:t xml:space="preserve">— the Java translation drops the Javadoc entirely</w:t>
+            </w:r>
+          </w:p>
+        </w:tc>
+      </w:tr>
+      <w:tr>
+        <w:tc>
+          <w:tcPr/>
+          <w:p>
+            <w:pPr>
+              <w:pStyle w:val="Compact"/>
+            </w:pPr>
+            <w:r>
+              <w:t xml:space="preserve">CANDOR’s stated input</w:t>
+            </w:r>
+          </w:p>
+        </w:tc>
+        <w:tc>
+          <w:tcPr/>
+          <w:p>
+            <w:pPr>
+              <w:pStyle w:val="Compact"/>
+            </w:pPr>
+            <w:r>
+              <w:t xml:space="preserve">source code + a prose natural-language description</w:t>
+            </w:r>
+          </w:p>
+        </w:tc>
+      </w:tr>
+      <w:tr>
+        <w:tc>
+          <w:tcPr/>
+          <w:p>
+            <w:pPr>
+              <w:pStyle w:val="Compact"/>
+            </w:pPr>
+            <w:r>
+              <w:rPr>
+                <w:b/>
+                <w:bCs/>
+              </w:rPr>
+              <w:t xml:space="preserve">Our dataset (30 Python functions)</w:t>
+            </w:r>
+          </w:p>
+        </w:tc>
+        <w:tc>
+          <w:tcPr/>
+          <w:p>
+            <w:pPr>
+              <w:pStyle w:val="Compact"/>
+            </w:pPr>
+            <w:r>
+              <w:rPr>
+                <w:b/>
+                <w:bCs/>
+              </w:rPr>
+              <w:t xml:space="preserve">yes</w:t>
+            </w:r>
+            <w:r>
+              <w:t xml:space="preserve"> </w:t>
+            </w:r>
+            <w:r>
+              <w:t xml:space="preserve">— inherited from its source repository</w:t>
+            </w:r>
+          </w:p>
+        </w:tc>
+      </w:tr>
+    </w:tbl>
+    <w:p>
+      <w:pPr>
+        <w:pStyle w:val="BodyText"/>
+      </w:pPr>
+      <w:r>
+        <w:t xml:space="preserve">Our dataset differs from CANDOR’s in exactly this respect, by accident of where</w:t>
+      </w:r>
+      <w:r>
+        <w:t xml:space="preserve"> </w:t>
+      </w:r>
+      <w:r>
+        <w:t xml:space="preserve">it came from. This belongs in the paper’s methodology section rather than being</w:t>
+      </w:r>
+      <w:r>
+        <w:t xml:space="preserve"> </w:t>
+      </w:r>
+      <w:r>
+        <w:t xml:space="preserve">left implicit.</w:t>
+      </w:r>
+    </w:p>
+    <w:bookmarkEnd w:id="15"/>
+    <w:bookmarkStart w:id="16" w:name="ablation-considered-and-set-aside"/>
+    <w:p>
+      <w:pPr>
+        <w:pStyle w:val="Heading3"/>
+      </w:pPr>
+      <w:r>
+        <w:t xml:space="preserve">Ablation considered and set aside</w:t>
+      </w:r>
+    </w:p>
+    <w:p>
+      <w:pPr>
+        <w:pStyle w:val="FirstParagraph"/>
+      </w:pPr>
+      <w:r>
+        <w:t xml:space="preserve">Treating the condition as an experimental parameter — running every system both</w:t>
+      </w:r>
+      <w:r>
+        <w:t xml:space="preserve"> </w:t>
+      </w:r>
+      <w:r>
+        <w:t xml:space="preserve">with and without doctests — was proposed and declined on cost grounds: it</w:t>
+      </w:r>
+      <w:r>
+        <w:t xml:space="preserve"> </w:t>
+      </w:r>
+      <w:r>
+        <w:t xml:space="preserve">doubles the experiment (~1,260 → ~2,520 calls), and</w:t>
+      </w:r>
+      <w:r>
+        <w:t xml:space="preserve"> </w:t>
+      </w:r>
+      <w:r>
+        <w:rPr>
+          <w:rStyle w:val="VerbatimChar"/>
+        </w:rPr>
+        <w:t xml:space="preserve">schema/execution_log_schema.json</w:t>
+      </w:r>
+      <w:r>
+        <w:t xml:space="preserve"> </w:t>
+      </w:r>
+      <w:r>
+        <w:t xml:space="preserve">has no field recording which condition</w:t>
+      </w:r>
+      <w:r>
+        <w:t xml:space="preserve"> </w:t>
+      </w:r>
+      <w:r>
+        <w:t xml:space="preserve">produced a record, so the two would be indistinguishable in</w:t>
+      </w:r>
+      <w:r>
+        <w:t xml:space="preserve"> </w:t>
+      </w:r>
+      <w:r>
+        <w:rPr>
+          <w:rStyle w:val="VerbatimChar"/>
+        </w:rPr>
+        <w:t xml:space="preserve">logs/</w:t>
+      </w:r>
+      <w:r>
+        <w:t xml:space="preserve">.</w:t>
+      </w:r>
+    </w:p>
+    <w:p>
+      <w:pPr>
+        <w:pStyle w:val="BodyText"/>
+      </w:pPr>
+      <w:r>
+        <w:rPr>
+          <w:rStyle w:val="VerbatimChar"/>
+        </w:rPr>
+        <w:t xml:space="preserve">config.INCLUDE_DOCTESTS</w:t>
+      </w:r>
+      <w:r>
+        <w:t xml:space="preserve"> </w:t>
+      </w:r>
+      <w:r>
+        <w:t xml:space="preserve">remains configurable and</w:t>
+      </w:r>
+      <w:r>
+        <w:t xml:space="preserve"> </w:t>
+      </w:r>
+      <w:r>
+        <w:rPr>
+          <w:rStyle w:val="VerbatimChar"/>
+        </w:rPr>
+        <w:t xml:space="preserve">prompt_context.build_context()</w:t>
+      </w:r>
+      <w:r>
+        <w:t xml:space="preserve"> </w:t>
+      </w:r>
+      <w:r>
+        <w:t xml:space="preserve">takes the flag per call, so the ablation is available if it is ever revisited —</w:t>
+      </w:r>
+      <w:r>
+        <w:t xml:space="preserve"> </w:t>
+      </w:r>
+      <w:r>
+        <w:t xml:space="preserve">but a schema field must be added first.</w:t>
+      </w:r>
+    </w:p>
+    <w:bookmarkEnd w:id="16"/>
+    <w:bookmarkEnd w:id="17"/>
+    <w:bookmarkStart w:id="18" w:name="unit-of-testing-decided"/>
+    <w:p>
+      <w:pPr>
+        <w:pStyle w:val="Heading2"/>
+      </w:pPr>
+      <w:r>
+        <w:t xml:space="preserve">4. Unit of testing — decided</w:t>
+      </w:r>
+    </w:p>
+    <w:p>
+      <w:pPr>
+        <w:pStyle w:val="FirstParagraph"/>
+      </w:pPr>
+      <w:r>
+        <w:rPr>
+          <w:b/>
+          <w:bCs/>
+        </w:rPr>
         <w:t xml:space="preserve">All public functions per file.</w:t>
       </w:r>
       <w:r>
@@ -1356,8 +2026,8 @@
         <w:t xml:space="preserve">and excluded from the target list.</w:t>
       </w:r>
     </w:p>
-    <w:bookmarkEnd w:id="15"/>
-    <w:bookmarkStart w:id="16" w:name="call-budget-vs-brief-3.3"/>
+    <w:bookmarkEnd w:id="18"/>
+    <w:bookmarkStart w:id="19" w:name="call-budget-vs-brief-3.3"/>
     <w:p>
       <w:pPr>
         <w:pStyle w:val="Heading2"/>
@@ -1601,8 +2271,8 @@
         <w:t xml:space="preserve">in the paper so the asymmetry reads as intentional.</w:t>
       </w:r>
     </w:p>
-    <w:bookmarkEnd w:id="16"/>
-    <w:bookmarkStart w:id="21" w:name="verified"/>
+    <w:bookmarkEnd w:id="19"/>
+    <w:bookmarkStart w:id="24" w:name="verified"/>
     <w:p>
       <w:pPr>
         <w:pStyle w:val="Heading2"/>
@@ -1611,7 +2281,7 @@
         <w:t xml:space="preserve">6. Verified</w:t>
       </w:r>
     </w:p>
-    <w:bookmarkStart w:id="17" w:name="mock-mode-architecture"/>
+    <w:bookmarkStart w:id="20" w:name="mock-mode-architecture"/>
     <w:p>
       <w:pPr>
         <w:pStyle w:val="Heading3"/>
@@ -1662,8 +2332,8 @@
         <w:t xml:space="preserve">architecture matches the design.</w:t>
       </w:r>
     </w:p>
-    <w:bookmarkEnd w:id="17"/>
-    <w:bookmarkStart w:id="18" w:name="live-baseline-a-on-function_03"/>
+    <w:bookmarkEnd w:id="20"/>
+    <w:bookmarkStart w:id="21" w:name="live-baseline-a-on-function_03"/>
     <w:p>
       <w:pPr>
         <w:pStyle w:val="Heading3"/>
@@ -1896,8 +2566,8 @@
         <w:t xml:space="preserve">generation quality and panel-disagreement rate are unmeasured.</w:t>
       </w:r>
     </w:p>
-    <w:bookmarkEnd w:id="18"/>
-    <w:bookmarkStart w:id="19" w:name="local-scoring"/>
+    <w:bookmarkEnd w:id="21"/>
+    <w:bookmarkStart w:id="22" w:name="local-scoring"/>
     <w:p>
       <w:pPr>
         <w:pStyle w:val="Heading3"/>
@@ -1983,8 +2653,8 @@
         <w:t xml:space="preserve">shared pipeline so all four systems are scored identically.</w:t>
       </w:r>
     </w:p>
-    <w:bookmarkEnd w:id="19"/>
-    <w:bookmarkStart w:id="20" w:name="rate-limit-handling"/>
+    <w:bookmarkEnd w:id="22"/>
+    <w:bookmarkStart w:id="23" w:name="rate-limit-handling"/>
     <w:p>
       <w:pPr>
         <w:pStyle w:val="Heading3"/>
@@ -2096,9 +2766,9 @@
         <w:t xml:space="preserve">after the cap rather than looped on.</w:t>
       </w:r>
     </w:p>
-    <w:bookmarkEnd w:id="20"/>
-    <w:bookmarkEnd w:id="21"/>
-    <w:bookmarkStart w:id="22" w:name="still-blocked"/>
+    <w:bookmarkEnd w:id="23"/>
+    <w:bookmarkEnd w:id="24"/>
+    <w:bookmarkStart w:id="25" w:name="still-blocked"/>
     <w:p>
       <w:pPr>
         <w:pStyle w:val="Heading2"/>
@@ -2201,111 +2871,6 @@
       </w:pPr>
       <w:r>
         <w:t xml:space="preserve">Also outstanding:</w:t>
-      </w:r>
-    </w:p>
-    <w:p>
-      <w:pPr>
-        <w:pStyle w:val="Compact"/>
-        <w:numPr>
-          <w:ilvl w:val="0"/>
-          <w:numId w:val="1001"/>
-        </w:numPr>
-      </w:pPr>
-      <w:r>
-        <w:rPr>
-          <w:b/>
-          <w:bCs/>
-        </w:rPr>
-        <w:t xml:space="preserve">Doctest policy</w:t>
-      </w:r>
-      <w:r>
-        <w:t xml:space="preserve"> </w:t>
-      </w:r>
-      <w:r>
-        <w:t xml:space="preserve">(</w:t>
-      </w:r>
-      <w:r>
-        <w:rPr>
-          <w:rStyle w:val="VerbatimChar"/>
-        </w:rPr>
-        <w:t xml:space="preserve">config.INCLUDE_DOCTESTS</w:t>
-      </w:r>
-      <w:r>
-        <w:t xml:space="preserve">, currently</w:t>
-      </w:r>
-      <w:r>
-        <w:t xml:space="preserve"> </w:t>
-      </w:r>
-      <w:r>
-        <w:rPr>
-          <w:rStyle w:val="VerbatimChar"/>
-        </w:rPr>
-        <w:t xml:space="preserve">false</w:t>
-      </w:r>
-      <w:r>
-        <w:t xml:space="preserve">) — needs sign-off before results are generated, since changing it invalidates every prior run.</w:t>
-      </w:r>
-    </w:p>
-    <w:p>
-      <w:pPr>
-        <w:pStyle w:val="Compact"/>
-        <w:numPr>
-          <w:ilvl w:val="0"/>
-          <w:numId w:val="1001"/>
-        </w:numPr>
-      </w:pPr>
-      <w:r>
-        <w:rPr>
-          <w:rStyle w:val="VerbatimChar"/>
-          <w:b/>
-          <w:bCs/>
-        </w:rPr>
-        <w:t xml:space="preserve">evaluation/</w:t>
-      </w:r>
-      <w:r>
-        <w:rPr>
-          <w:b/>
-          <w:bCs/>
-        </w:rPr>
-        <w:t xml:space="preserve"> </w:t>
-      </w:r>
-      <w:r>
-        <w:rPr>
-          <w:b/>
-          <w:bCs/>
-        </w:rPr>
-        <w:t xml:space="preserve">does not run</w:t>
-      </w:r>
-      <w:r>
-        <w:t xml:space="preserve"> </w:t>
-      </w:r>
-      <w:r>
-        <w:t xml:space="preserve">— Member 2.</w:t>
-      </w:r>
-      <w:r>
-        <w:t xml:space="preserve"> </w:t>
-      </w:r>
-      <w:r>
-        <w:rPr>
-          <w:rStyle w:val="VerbatimChar"/>
-        </w:rPr>
-        <w:t xml:space="preserve">score.py</w:t>
-      </w:r>
-      <w:r>
-        <w:t xml:space="preserve"> </w:t>
-      </w:r>
-      <w:r>
-        <w:t xml:space="preserve">unblocks Baseline validation locally, but the paper’s numbers must come from the shared pipeline.</w:t>
-      </w:r>
-    </w:p>
-    <w:bookmarkEnd w:id="22"/>
-    <w:bookmarkStart w:id="23" w:name="next-in-order"/>
-    <w:p>
-      <w:pPr>
-        <w:pStyle w:val="Heading2"/>
-      </w:pPr>
-      <w:r>
-        <w:t xml:space="preserve">8. Next, in order</w:t>
       </w:r>
     </w:p>
     <w:p>
@@ -2317,22 +2882,57 @@
         </w:numPr>
       </w:pPr>
       <w:r>
-        <w:t xml:space="preserve">Baseline B live on</w:t>
-      </w:r>
-      <w:r>
-        <w:t xml:space="preserve"> </w:t>
-      </w:r>
-      <w:r>
         <w:rPr>
           <w:rStyle w:val="VerbatimChar"/>
-        </w:rPr>
-        <w:t xml:space="preserve">function_03</w:t>
-      </w:r>
-      <w:r>
-        <w:t xml:space="preserve"> </w:t>
-      </w:r>
-      <w:r>
-        <w:t xml:space="preserve">— generation quality + panel-disagreement rate.</w:t>
+          <w:b/>
+          <w:bCs/>
+        </w:rPr>
+        <w:t xml:space="preserve">evaluation/</w:t>
+      </w:r>
+      <w:r>
+        <w:rPr>
+          <w:b/>
+          <w:bCs/>
+        </w:rPr>
+        <w:t xml:space="preserve"> </w:t>
+      </w:r>
+      <w:r>
+        <w:rPr>
+          <w:b/>
+          <w:bCs/>
+        </w:rPr>
+        <w:t xml:space="preserve">does not run</w:t>
+      </w:r>
+      <w:r>
+        <w:t xml:space="preserve"> </w:t>
+      </w:r>
+      <w:r>
+        <w:t xml:space="preserve">— Member 2.</w:t>
+      </w:r>
+      <w:r>
+        <w:t xml:space="preserve"> </w:t>
+      </w:r>
+      <w:r>
+        <w:rPr>
+          <w:rStyle w:val="VerbatimChar"/>
+        </w:rPr>
+        <w:t xml:space="preserve">score.py</w:t>
+      </w:r>
+      <w:r>
+        <w:t xml:space="preserve"> </w:t>
+      </w:r>
+      <w:r>
+        <w:t xml:space="preserve">unblocks Baseline validation locally, but the paper’s numbers must come from the shared pipeline.</w:t>
+      </w:r>
+    </w:p>
+    <w:bookmarkEnd w:id="25"/>
+    <w:bookmarkStart w:id="26" w:name="next-in-order"/>
+    <w:p>
+      <w:pPr>
+        <w:pStyle w:val="Heading2"/>
+      </w:pPr>
+      <w:r>
+        <w:t xml:space="preserve">8. Next, in order</w:t>
       </w:r>
     </w:p>
     <w:p>
@@ -2340,11 +2940,26 @@
         <w:pStyle w:val="Compact"/>
         <w:numPr>
           <w:ilvl w:val="0"/>
-          <w:numId w:val="1002"/>
+          <w:numId w:val="1003"/>
         </w:numPr>
       </w:pPr>
       <w:r>
-        <w:t xml:space="preserve">Both systems on 5–10 functions, scored — the first honest A vs B comparison.</w:t>
+        <w:t xml:space="preserve">Baseline B live on</w:t>
+      </w:r>
+      <w:r>
+        <w:t xml:space="preserve"> </w:t>
+      </w:r>
+      <w:r>
+        <w:rPr>
+          <w:rStyle w:val="VerbatimChar"/>
+        </w:rPr>
+        <w:t xml:space="preserve">function_03</w:t>
+      </w:r>
+      <w:r>
+        <w:t xml:space="preserve"> </w:t>
+      </w:r>
+      <w:r>
+        <w:t xml:space="preserve">— generation quality + panel-disagreement rate.</w:t>
       </w:r>
     </w:p>
     <w:p>
@@ -2352,14 +2967,26 @@
         <w:pStyle w:val="Compact"/>
         <w:numPr>
           <w:ilvl w:val="0"/>
-          <w:numId w:val="1002"/>
+          <w:numId w:val="1003"/>
         </w:numPr>
       </w:pPr>
       <w:r>
+        <w:t xml:space="preserve">Both systems on 5–10 functions, scored — the first honest A vs B comparison.</w:t>
+      </w:r>
+    </w:p>
+    <w:p>
+      <w:pPr>
+        <w:pStyle w:val="Compact"/>
+        <w:numPr>
+          <w:ilvl w:val="0"/>
+          <w:numId w:val="1003"/>
+        </w:numPr>
+      </w:pPr>
+      <w:r>
         <w:t xml:space="preserve">Full scale: 30 functions × 3 repeats, once billing is confirmed.</w:t>
       </w:r>
     </w:p>
-    <w:bookmarkEnd w:id="23"/>
+    <w:bookmarkEnd w:id="26"/>
     <w:sectPr>
       <w:footnotePr>
         <w:numRestart w:val="eachSect"/>
@@ -2470,6 +3097,91 @@
       </w:pPr>
     </w:lvl>
   </w:abstractNum>
+  <w:abstractNum w:abstractNumId="99411">
+    <w:nsid w:val="00A99411"/>
+    <w:multiLevelType w:val="multilevel"/>
+    <w:lvl w:ilvl="0">
+      <w:start w:val="1"/>
+      <w:numFmt w:val="decimal"/>
+      <w:lvlText w:val="%1."/>
+      <w:lvlJc w:val="left"/>
+      <w:pPr>
+        <w:ind w:left="720" w:hanging="360"/>
+      </w:pPr>
+    </w:lvl>
+    <w:lvl w:ilvl="1">
+      <w:start w:val="1"/>
+      <w:numFmt w:val="decimal"/>
+      <w:lvlText w:val="%2."/>
+      <w:lvlJc w:val="left"/>
+      <w:pPr>
+        <w:ind w:left="1440" w:hanging="360"/>
+      </w:pPr>
+    </w:lvl>
+    <w:lvl w:ilvl="2">
+      <w:start w:val="1"/>
+      <w:numFmt w:val="decimal"/>
+      <w:lvlText w:val="%3."/>
+      <w:lvlJc w:val="left"/>
+      <w:pPr>
+        <w:ind w:left="2160" w:hanging="360"/>
+      </w:pPr>
+    </w:lvl>
+    <w:lvl w:ilvl="3">
+      <w:start w:val="1"/>
+      <w:numFmt w:val="decimal"/>
+      <w:lvlText w:val="%4."/>
+      <w:lvlJc w:val="left"/>
+      <w:pPr>
+        <w:ind w:left="2880" w:hanging="360"/>
+      </w:pPr>
+    </w:lvl>
+    <w:lvl w:ilvl="4">
+      <w:start w:val="1"/>
+      <w:numFmt w:val="decimal"/>
+      <w:lvlText w:val="%5."/>
+      <w:lvlJc w:val="left"/>
+      <w:pPr>
+        <w:ind w:left="3600" w:hanging="360"/>
+      </w:pPr>
+    </w:lvl>
+    <w:lvl w:ilvl="5">
+      <w:start w:val="1"/>
+      <w:numFmt w:val="decimal"/>
+      <w:lvlText w:val="%6."/>
+      <w:lvlJc w:val="left"/>
+      <w:pPr>
+        <w:ind w:left="4320" w:hanging="360"/>
+      </w:pPr>
+    </w:lvl>
+    <w:lvl w:ilvl="6">
+      <w:start w:val="1"/>
+      <w:numFmt w:val="decimal"/>
+      <w:lvlText w:val="%7."/>
+      <w:lvlJc w:val="left"/>
+      <w:pPr>
+        <w:ind w:left="5040" w:hanging="360"/>
+      </w:pPr>
+    </w:lvl>
+    <w:lvl w:ilvl="7">
+      <w:start w:val="1"/>
+      <w:numFmt w:val="decimal"/>
+      <w:lvlText w:val="%8."/>
+      <w:lvlJc w:val="left"/>
+      <w:pPr>
+        <w:ind w:left="5760" w:hanging="360"/>
+      </w:pPr>
+    </w:lvl>
+    <w:lvl w:ilvl="8">
+      <w:start w:val="1"/>
+      <w:numFmt w:val="decimal"/>
+      <w:lvlText w:val="%9."/>
+      <w:lvlJc w:val="left"/>
+      <w:pPr>
+        <w:ind w:left="6480" w:hanging="360"/>
+      </w:pPr>
+    </w:lvl>
+  </w:abstractNum>
   <w:abstractNum w:abstractNumId="991">
     <w:nsid w:val="0000A991"/>
     <w:multiLevelType w:val="multilevel"/>
@@ -2573,98 +3285,43 @@
       </w:rPr>
     </w:lvl>
   </w:abstractNum>
-  <w:abstractNum w:abstractNumId="99411">
-    <w:nsid w:val="00A99411"/>
-    <w:multiLevelType w:val="multilevel"/>
-    <w:lvl w:ilvl="0">
-      <w:start w:val="1"/>
-      <w:numFmt w:val="decimal"/>
-      <w:lvlText w:val="%1."/>
-      <w:lvlJc w:val="left"/>
-      <w:pPr>
-        <w:ind w:left="720" w:hanging="360"/>
-      </w:pPr>
-    </w:lvl>
-    <w:lvl w:ilvl="1">
-      <w:start w:val="1"/>
-      <w:numFmt w:val="decimal"/>
-      <w:lvlText w:val="%2."/>
-      <w:lvlJc w:val="left"/>
-      <w:pPr>
-        <w:ind w:left="1440" w:hanging="360"/>
-      </w:pPr>
-    </w:lvl>
-    <w:lvl w:ilvl="2">
-      <w:start w:val="1"/>
-      <w:numFmt w:val="decimal"/>
-      <w:lvlText w:val="%3."/>
-      <w:lvlJc w:val="left"/>
-      <w:pPr>
-        <w:ind w:left="2160" w:hanging="360"/>
-      </w:pPr>
-    </w:lvl>
-    <w:lvl w:ilvl="3">
-      <w:start w:val="1"/>
-      <w:numFmt w:val="decimal"/>
-      <w:lvlText w:val="%4."/>
-      <w:lvlJc w:val="left"/>
-      <w:pPr>
-        <w:ind w:left="2880" w:hanging="360"/>
-      </w:pPr>
-    </w:lvl>
-    <w:lvl w:ilvl="4">
-      <w:start w:val="1"/>
-      <w:numFmt w:val="decimal"/>
-      <w:lvlText w:val="%5."/>
-      <w:lvlJc w:val="left"/>
-      <w:pPr>
-        <w:ind w:left="3600" w:hanging="360"/>
-      </w:pPr>
-    </w:lvl>
-    <w:lvl w:ilvl="5">
-      <w:start w:val="1"/>
-      <w:numFmt w:val="decimal"/>
-      <w:lvlText w:val="%6."/>
-      <w:lvlJc w:val="left"/>
-      <w:pPr>
-        <w:ind w:left="4320" w:hanging="360"/>
-      </w:pPr>
-    </w:lvl>
-    <w:lvl w:ilvl="6">
-      <w:start w:val="1"/>
-      <w:numFmt w:val="decimal"/>
-      <w:lvlText w:val="%7."/>
-      <w:lvlJc w:val="left"/>
-      <w:pPr>
-        <w:ind w:left="5040" w:hanging="360"/>
-      </w:pPr>
-    </w:lvl>
-    <w:lvl w:ilvl="7">
-      <w:start w:val="1"/>
-      <w:numFmt w:val="decimal"/>
-      <w:lvlText w:val="%8."/>
-      <w:lvlJc w:val="left"/>
-      <w:pPr>
-        <w:ind w:left="5760" w:hanging="360"/>
-      </w:pPr>
-    </w:lvl>
-    <w:lvl w:ilvl="8">
-      <w:start w:val="1"/>
-      <w:numFmt w:val="decimal"/>
-      <w:lvlText w:val="%9."/>
-      <w:lvlJc w:val="left"/>
-      <w:pPr>
-        <w:ind w:left="6480" w:hanging="360"/>
-      </w:pPr>
-    </w:lvl>
-  </w:abstractNum>
   <w:num w:numId="1000">
     <w:abstractNumId w:val="990"/>
   </w:num>
   <w:num w:numId="1001">
+    <w:abstractNumId w:val="99411"/>
+    <w:lvlOverride w:ilvl="0">
+      <w:startOverride w:val="1"/>
+    </w:lvlOverride>
+    <w:lvlOverride w:ilvl="1">
+      <w:startOverride w:val="1"/>
+    </w:lvlOverride>
+    <w:lvlOverride w:ilvl="2">
+      <w:startOverride w:val="1"/>
+    </w:lvlOverride>
+    <w:lvlOverride w:ilvl="3">
+      <w:startOverride w:val="1"/>
+    </w:lvlOverride>
+    <w:lvlOverride w:ilvl="4">
+      <w:startOverride w:val="1"/>
+    </w:lvlOverride>
+    <w:lvlOverride w:ilvl="5">
+      <w:startOverride w:val="1"/>
+    </w:lvlOverride>
+    <w:lvlOverride w:ilvl="6">
+      <w:startOverride w:val="1"/>
+    </w:lvlOverride>
+    <w:lvlOverride w:ilvl="7">
+      <w:startOverride w:val="1"/>
+    </w:lvlOverride>
+    <w:lvlOverride w:ilvl="8">
+      <w:startOverride w:val="1"/>
+    </w:lvlOverride>
+  </w:num>
+  <w:num w:numId="1002">
     <w:abstractNumId w:val="991"/>
   </w:num>
-  <w:num w:numId="1002">
+  <w:num w:numId="1003">
     <w:abstractNumId w:val="99411"/>
     <w:lvlOverride w:ilvl="0">
       <w:startOverride w:val="1"/>

--- a/deliverables/week2_member3/01_baseline_design.docx
+++ b/deliverables/week2_member3/01_baseline_design.docx
@@ -7,7 +7,7 @@
         <w:pStyle w:val="Title"/>
       </w:pPr>
       <w:r>
-        <w:t xml:space="preserve">Baseline A &amp; B — Design</w:t>
+        <w:t xml:space="preserve">Baseline A &amp; B — Design and Results</w:t>
       </w:r>
     </w:p>
     <w:p>
@@ -2987,6 +2987,1038 @@
       </w:r>
     </w:p>
     <w:bookmarkEnd w:id="26"/>
+    <w:bookmarkStart w:id="31" w:name="results-baseline-a-vs-baseline-b"/>
+    <w:p>
+      <w:pPr>
+        <w:pStyle w:val="Heading2"/>
+      </w:pPr>
+      <w:r>
+        <w:t xml:space="preserve">9. Results — Baseline A vs Baseline B</w:t>
+      </w:r>
+    </w:p>
+    <w:p>
+      <w:pPr>
+        <w:pStyle w:val="FirstParagraph"/>
+      </w:pPr>
+      <w:r>
+        <w:t xml:space="preserve">Complete: 30 functions × 3 repeats × 2 systems =</w:t>
+      </w:r>
+      <w:r>
+        <w:t xml:space="preserve"> </w:t>
+      </w:r>
+      <w:r>
+        <w:rPr>
+          <w:b/>
+          <w:bCs/>
+        </w:rPr>
+        <w:t xml:space="preserve">180 runs</w:t>
+      </w:r>
+      <w:r>
+        <w:t xml:space="preserve">. Generated with</w:t>
+      </w:r>
+      <w:r>
+        <w:t xml:space="preserve"> </w:t>
+      </w:r>
+      <w:r>
+        <w:rPr>
+          <w:rStyle w:val="VerbatimChar"/>
+        </w:rPr>
+        <w:t xml:space="preserve">gemini-3.5-flash-lite</w:t>
+      </w:r>
+      <w:r>
+        <w:t xml:space="preserve">, doctests stripped. Scored with</w:t>
+      </w:r>
+      <w:r>
+        <w:t xml:space="preserve"> </w:t>
+      </w:r>
+      <w:r>
+        <w:rPr>
+          <w:rStyle w:val="VerbatimChar"/>
+        </w:rPr>
+        <w:t xml:space="preserve">baselines/score.py</w:t>
+      </w:r>
+      <w:r>
+        <w:t xml:space="preserve">,</w:t>
+      </w:r>
+      <w:r>
+        <w:t xml:space="preserve"> </w:t>
+      </w:r>
+      <w:r>
+        <w:t xml:space="preserve">compared with</w:t>
+      </w:r>
+      <w:r>
+        <w:t xml:space="preserve"> </w:t>
+      </w:r>
+      <w:r>
+        <w:rPr>
+          <w:rStyle w:val="VerbatimChar"/>
+        </w:rPr>
+        <w:t xml:space="preserve">baselines/compare.py</w:t>
+      </w:r>
+      <w:r>
+        <w:t xml:space="preserve">.</w:t>
+      </w:r>
+    </w:p>
+    <w:tbl>
+      <w:tblPr>
+        <w:tblStyle w:val="Table"/>
+        <w:tblW w:type="auto" w:w="0"/>
+        <w:tblLook w:firstRow="1" w:lastRow="0" w:firstColumn="0" w:lastColumn="0" w:noHBand="0" w:noVBand="0" w:val="0020"/>
+      </w:tblPr>
+      <w:tblGrid>
+        <w:gridCol w:w="1980"/>
+        <w:gridCol w:w="1980"/>
+        <w:gridCol w:w="1980"/>
+        <w:gridCol w:w="1980"/>
+      </w:tblGrid>
+      <w:tr>
+        <w:trPr>
+          <w:tblHeader w:val="on"/>
+        </w:trPr>
+        <w:tc>
+          <w:tcPr/>
+          <w:p>
+            <w:pPr>
+              <w:pStyle w:val="Compact"/>
+            </w:pPr>
+          </w:p>
+        </w:tc>
+        <w:tc>
+          <w:tcPr/>
+          <w:p>
+            <w:pPr>
+              <w:pStyle w:val="Compact"/>
+            </w:pPr>
+            <w:r>
+              <w:t xml:space="preserve">runs</w:t>
+            </w:r>
+          </w:p>
+        </w:tc>
+        <w:tc>
+          <w:tcPr/>
+          <w:p>
+            <w:pPr>
+              <w:pStyle w:val="Compact"/>
+            </w:pPr>
+            <w:r>
+              <w:t xml:space="preserve">mutation score</w:t>
+            </w:r>
+          </w:p>
+        </w:tc>
+        <w:tc>
+          <w:tcPr/>
+          <w:p>
+            <w:pPr>
+              <w:pStyle w:val="Compact"/>
+            </w:pPr>
+            <w:r>
+              <w:t xml:space="preserve">line coverage</w:t>
+            </w:r>
+          </w:p>
+        </w:tc>
+      </w:tr>
+      <w:tr>
+        <w:tc>
+          <w:tcPr/>
+          <w:p>
+            <w:pPr>
+              <w:pStyle w:val="Compact"/>
+            </w:pPr>
+            <w:r>
+              <w:t xml:space="preserve">Baseline A</w:t>
+            </w:r>
+          </w:p>
+        </w:tc>
+        <w:tc>
+          <w:tcPr/>
+          <w:p>
+            <w:pPr>
+              <w:pStyle w:val="Compact"/>
+            </w:pPr>
+            <w:r>
+              <w:t xml:space="preserve">90/90</w:t>
+            </w:r>
+          </w:p>
+        </w:tc>
+        <w:tc>
+          <w:tcPr/>
+          <w:p>
+            <w:pPr>
+              <w:pStyle w:val="Compact"/>
+            </w:pPr>
+            <w:r>
+              <w:t xml:space="preserve">94.5% ± 6.9</w:t>
+            </w:r>
+          </w:p>
+        </w:tc>
+        <w:tc>
+          <w:tcPr/>
+          <w:p>
+            <w:pPr>
+              <w:pStyle w:val="Compact"/>
+            </w:pPr>
+            <w:r>
+              <w:t xml:space="preserve">73.7%</w:t>
+            </w:r>
+          </w:p>
+        </w:tc>
+      </w:tr>
+      <w:tr>
+        <w:tc>
+          <w:tcPr/>
+          <w:p>
+            <w:pPr>
+              <w:pStyle w:val="Compact"/>
+            </w:pPr>
+            <w:r>
+              <w:t xml:space="preserve">Baseline B</w:t>
+            </w:r>
+          </w:p>
+        </w:tc>
+        <w:tc>
+          <w:tcPr/>
+          <w:p>
+            <w:pPr>
+              <w:pStyle w:val="Compact"/>
+            </w:pPr>
+            <w:r>
+              <w:t xml:space="preserve">90/90</w:t>
+            </w:r>
+          </w:p>
+        </w:tc>
+        <w:tc>
+          <w:tcPr/>
+          <w:p>
+            <w:pPr>
+              <w:pStyle w:val="Compact"/>
+            </w:pPr>
+            <w:r>
+              <w:t xml:space="preserve">95.1% ± 5.7</w:t>
+            </w:r>
+          </w:p>
+        </w:tc>
+        <w:tc>
+          <w:tcPr/>
+          <w:p>
+            <w:pPr>
+              <w:pStyle w:val="Compact"/>
+            </w:pPr>
+            <w:r>
+              <w:t xml:space="preserve">73.0%</w:t>
+            </w:r>
+          </w:p>
+        </w:tc>
+      </w:tr>
+    </w:tbl>
+    <w:p>
+      <w:pPr>
+        <w:pStyle w:val="BodyText"/>
+      </w:pPr>
+      <w:r>
+        <w:t xml:space="preserve">Paired across all 30 functions, averaging the 3 repeats per function first:</w:t>
+      </w:r>
+    </w:p>
+    <w:p>
+      <w:pPr>
+        <w:pStyle w:val="SourceCode"/>
+      </w:pPr>
+      <w:r>
+        <w:rPr>
+          <w:rStyle w:val="VerbatimChar"/>
+        </w:rPr>
+        <w:t xml:space="preserve">difference        +0.6 points</w:t>
+      </w:r>
+      <w:r>
+        <w:br/>
+      </w:r>
+      <w:r>
+        <w:rPr>
+          <w:rStyle w:val="VerbatimChar"/>
+        </w:rPr>
+        <w:t xml:space="preserve">Baseline B better  9 functions</w:t>
+      </w:r>
+      <w:r>
+        <w:br/>
+      </w:r>
+      <w:r>
+        <w:rPr>
+          <w:rStyle w:val="VerbatimChar"/>
+        </w:rPr>
+        <w:t xml:space="preserve">Baseline A better  4 functions</w:t>
+      </w:r>
+      <w:r>
+        <w:br/>
+      </w:r>
+      <w:r>
+        <w:rPr>
+          <w:rStyle w:val="VerbatimChar"/>
+        </w:rPr>
+        <w:t xml:space="preserve">tied              17 functions</w:t>
+      </w:r>
+      <w:r>
+        <w:br/>
+      </w:r>
+      <w:r>
+        <w:br/>
+      </w:r>
+      <w:r>
+        <w:rPr>
+          <w:rStyle w:val="VerbatimChar"/>
+        </w:rPr>
+        <w:t xml:space="preserve">Wilcoxon signed-rank (two-sided)</w:t>
+      </w:r>
+      <w:r>
+        <w:br/>
+      </w:r>
+      <w:r>
+        <w:rPr>
+          <w:rStyle w:val="VerbatimChar"/>
+        </w:rPr>
+        <w:t xml:space="preserve">  non-zero differences  13 of 30</w:t>
+      </w:r>
+      <w:r>
+        <w:br/>
+      </w:r>
+      <w:r>
+        <w:rPr>
+          <w:rStyle w:val="VerbatimChar"/>
+        </w:rPr>
+        <w:t xml:space="preserve">  W                     28.0</w:t>
+      </w:r>
+      <w:r>
+        <w:br/>
+      </w:r>
+      <w:r>
+        <w:rPr>
+          <w:rStyle w:val="VerbatimChar"/>
+        </w:rPr>
+        <w:t xml:space="preserve">  p                     0.2213   -- not significant</w:t>
+      </w:r>
+    </w:p>
+    <w:bookmarkStart w:id="27" w:name="Xa6663499679e57dd74bb7eb06a90971600d8172"/>
+    <w:p>
+      <w:pPr>
+        <w:pStyle w:val="Heading3"/>
+      </w:pPr>
+      <w:r>
+        <w:t xml:space="preserve">Why the panel does not help — measured, not assumed</w:t>
+      </w:r>
+    </w:p>
+    <w:p>
+      <w:pPr>
+        <w:pStyle w:val="FirstParagraph"/>
+      </w:pPr>
+      <w:r>
+        <w:t xml:space="preserve">Baseline B spends five times the calls for +0.6 points. The obvious question is</w:t>
+      </w:r>
+      <w:r>
+        <w:t xml:space="preserve"> </w:t>
+      </w:r>
+      <w:r>
+        <w:t xml:space="preserve">whether the panel is failing to resolve conflicts, or whether there are no</w:t>
+      </w:r>
+      <w:r>
+        <w:t xml:space="preserve"> </w:t>
+      </w:r>
+      <w:r>
+        <w:t xml:space="preserve">conflicts to resolve.</w:t>
+      </w:r>
+      <w:r>
+        <w:t xml:space="preserve"> </w:t>
+      </w:r>
+      <w:r>
+        <w:rPr>
+          <w:rStyle w:val="VerbatimChar"/>
+        </w:rPr>
+        <w:t xml:space="preserve">baselines/measure_panel.py</w:t>
+      </w:r>
+      <w:r>
+        <w:t xml:space="preserve"> </w:t>
+      </w:r>
+      <w:r>
+        <w:t xml:space="preserve">answers it directly:</w:t>
+      </w:r>
+    </w:p>
+    <w:tbl>
+      <w:tblPr>
+        <w:tblStyle w:val="Table"/>
+        <w:tblW w:type="pct" w:w="5000"/>
+        <w:tblLayout w:type="fixed"/>
+        <w:tblLook w:firstRow="1" w:lastRow="0" w:firstColumn="0" w:lastColumn="0" w:noHBand="0" w:noVBand="0" w:val="0020"/>
+      </w:tblPr>
+      <w:tblGrid>
+        <w:gridCol w:w="3960"/>
+        <w:gridCol w:w="3960"/>
+      </w:tblGrid>
+      <w:tr>
+        <w:trPr>
+          <w:tblHeader w:val="on"/>
+        </w:trPr>
+        <w:tc>
+          <w:tcPr/>
+          <w:p>
+            <w:pPr>
+              <w:pStyle w:val="Compact"/>
+            </w:pPr>
+          </w:p>
+        </w:tc>
+        <w:tc>
+          <w:tcPr/>
+          <w:p>
+            <w:pPr>
+              <w:pStyle w:val="Compact"/>
+            </w:pPr>
+            <w:r>
+              <w:t xml:space="preserve">panel disagreement</w:t>
+            </w:r>
+          </w:p>
+        </w:tc>
+      </w:tr>
+      <w:tr>
+        <w:tc>
+          <w:tcPr/>
+          <w:p>
+            <w:pPr>
+              <w:pStyle w:val="Compact"/>
+            </w:pPr>
+            <w:r>
+              <w:rPr>
+                <w:b/>
+                <w:bCs/>
+              </w:rPr>
+              <w:t xml:space="preserve">CANDOR (reported)</w:t>
+            </w:r>
+          </w:p>
+        </w:tc>
+        <w:tc>
+          <w:tcPr/>
+          <w:p>
+            <w:pPr>
+              <w:pStyle w:val="Compact"/>
+            </w:pPr>
+            <w:r>
+              <w:rPr>
+                <w:b/>
+                <w:bCs/>
+              </w:rPr>
+              <w:t xml:space="preserve">&gt; 70%</w:t>
+            </w:r>
+          </w:p>
+        </w:tc>
+      </w:tr>
+      <w:tr>
+        <w:tc>
+          <w:tcPr/>
+          <w:p>
+            <w:pPr>
+              <w:pStyle w:val="Compact"/>
+            </w:pPr>
+            <w:r>
+              <w:rPr>
+                <w:b/>
+                <w:bCs/>
+              </w:rPr>
+              <w:t xml:space="preserve">This project (measured, 12 functions)</w:t>
+            </w:r>
+          </w:p>
+        </w:tc>
+        <w:tc>
+          <w:tcPr/>
+          <w:p>
+            <w:pPr>
+              <w:pStyle w:val="Compact"/>
+            </w:pPr>
+            <w:r>
+              <w:rPr>
+                <w:b/>
+                <w:bCs/>
+              </w:rPr>
+              <w:t xml:space="preserve">1.4% mean, 0.0% median</w:t>
+            </w:r>
+          </w:p>
+        </w:tc>
+      </w:tr>
+    </w:tbl>
+    <w:p>
+      <w:pPr>
+        <w:pStyle w:val="BodyText"/>
+      </w:pPr>
+      <w:r>
+        <w:rPr>
+          <w:b/>
+          <w:bCs/>
+        </w:rPr>
+        <w:t xml:space="preserve">The three panelists were fully unanimous on 11 of 12 functions.</w:t>
+      </w:r>
+      <w:r>
+        <w:t xml:space="preserve"> </w:t>
+      </w:r>
+      <w:r>
+        <w:t xml:space="preserve">They are not</w:t>
+      </w:r>
+      <w:r>
+        <w:t xml:space="preserve"> </w:t>
+      </w:r>
+      <w:r>
+        <w:t xml:space="preserve">disagreeing and being badly merged — they simply agree. Consensus has nothing to</w:t>
+      </w:r>
+      <w:r>
+        <w:t xml:space="preserve"> </w:t>
+      </w:r>
+      <w:r>
+        <w:t xml:space="preserve">resolve, so the four extra calls buy almost nothing.</w:t>
+      </w:r>
+    </w:p>
+    <w:p>
+      <w:pPr>
+        <w:pStyle w:val="BodyText"/>
+      </w:pPr>
+      <w:r>
+        <w:t xml:space="preserve">That is the sentence that explains the headline result. Without it,</w:t>
+      </w:r>
+      <w:r>
+        <w:t xml:space="preserve"> </w:t>
+      </w:r>
+      <w:r>
+        <w:t xml:space="preserve">“+0.6 points,</w:t>
+      </w:r>
+      <w:r>
+        <w:t xml:space="preserve"> </w:t>
+      </w:r>
+      <w:r>
+        <w:t xml:space="preserve">p = 0.22”</w:t>
+      </w:r>
+      <w:r>
+        <w:t xml:space="preserve"> </w:t>
+      </w:r>
+      <w:r>
+        <w:t xml:space="preserve">reads as an inconclusive experiment rather than a mechanism that has</w:t>
+      </w:r>
+      <w:r>
+        <w:t xml:space="preserve"> </w:t>
+      </w:r>
+      <w:r>
+        <w:t xml:space="preserve">been measured and understood.</w:t>
+      </w:r>
+    </w:p>
+    <w:p>
+      <w:pPr>
+        <w:pStyle w:val="BodyText"/>
+      </w:pPr>
+      <w:r>
+        <w:t xml:space="preserve">Why the gap from CANDOR is plausible: their subjects are Java methods with a</w:t>
+      </w:r>
+      <w:r>
+        <w:t xml:space="preserve"> </w:t>
+      </w:r>
+      <w:r>
+        <w:t xml:space="preserve">separate natural-language specification, judged by a reasoning model that</w:t>
+      </w:r>
+      <w:r>
+        <w:t xml:space="preserve"> </w:t>
+      </w:r>
+      <w:r>
+        <w:t xml:space="preserve">produces long deliberations. Ours are short, self-contained Python functions</w:t>
+      </w:r>
+      <w:r>
+        <w:t xml:space="preserve"> </w:t>
+      </w:r>
+      <w:r>
+        <w:t xml:space="preserve">whose correct behaviour is largely unambiguous from the source, judged by a</w:t>
+      </w:r>
+      <w:r>
+        <w:t xml:space="preserve"> </w:t>
+      </w:r>
+      <w:r>
+        <w:t xml:space="preserve">small fast model. There is less for reasonable reviewers to disagree about.</w:t>
+      </w:r>
+    </w:p>
+    <w:bookmarkEnd w:id="27"/>
+    <w:bookmarkStart w:id="28" w:name="reading-this"/>
+    <w:p>
+      <w:pPr>
+        <w:pStyle w:val="Heading3"/>
+      </w:pPr>
+      <w:r>
+        <w:t xml:space="preserve">Reading this</w:t>
+      </w:r>
+    </w:p>
+    <w:p>
+      <w:pPr>
+        <w:pStyle w:val="FirstParagraph"/>
+      </w:pPr>
+      <w:r>
+        <w:rPr>
+          <w:b/>
+          <w:bCs/>
+        </w:rPr>
+        <w:t xml:space="preserve">This is a result, not a failure.</w:t>
+      </w:r>
+      <w:r>
+        <w:t xml:space="preserve"> </w:t>
+      </w:r>
+      <w:r>
+        <w:t xml:space="preserve">RQ1 asks whether</w:t>
+      </w:r>
+      <w:r>
+        <w:t xml:space="preserve"> </w:t>
+      </w:r>
+      <w:r>
+        <w:rPr>
+          <w:i/>
+          <w:iCs/>
+        </w:rPr>
+        <w:t xml:space="preserve">mutation-guided</w:t>
+      </w:r>
+      <w:r>
+        <w:rPr>
+          <w:i/>
+          <w:iCs/>
+        </w:rPr>
+        <w:t xml:space="preserve"> </w:t>
+      </w:r>
+      <w:r>
+        <w:rPr>
+          <w:i/>
+          <w:iCs/>
+        </w:rPr>
+        <w:t xml:space="preserve">iteration</w:t>
+      </w:r>
+      <w:r>
+        <w:t xml:space="preserve"> </w:t>
+      </w:r>
+      <w:r>
+        <w:t xml:space="preserve">beats consensus alone; a Baseline B that had leapt ahead would have</w:t>
+      </w:r>
+      <w:r>
+        <w:t xml:space="preserve"> </w:t>
+      </w:r>
+      <w:r>
+        <w:t xml:space="preserve">undercut the premise of the refinement loop before Member 4 ran an experiment.</w:t>
+      </w:r>
+      <w:r>
+        <w:t xml:space="preserve"> </w:t>
+      </w:r>
+      <w:r>
+        <w:t xml:space="preserve">What this establishes is the floor the proposed variants have to clear:</w:t>
+      </w:r>
+    </w:p>
+    <w:p>
+      <w:pPr>
+        <w:pStyle w:val="SourceCode"/>
+      </w:pPr>
+      <w:r>
+        <w:rPr>
+          <w:rStyle w:val="VerbatimChar"/>
+        </w:rPr>
+        <w:t xml:space="preserve">single-shot generation      94.5%</w:t>
+      </w:r>
+      <w:r>
+        <w:br/>
+      </w:r>
+      <w:r>
+        <w:rPr>
+          <w:rStyle w:val="VerbatimChar"/>
+        </w:rPr>
+        <w:t xml:space="preserve">+ 3-panelist consensus      95.1%   (+0.6, 5x the cost, p = 0.22)</w:t>
+      </w:r>
+      <w:r>
+        <w:br/>
+      </w:r>
+      <w:r>
+        <w:rPr>
+          <w:rStyle w:val="VerbatimChar"/>
+        </w:rPr>
+        <w:t xml:space="preserve">+ mutation-guided loop         ?    &lt;- Variants 1 and 2</w:t>
+      </w:r>
+    </w:p>
+    <w:p>
+      <w:pPr>
+        <w:pStyle w:val="FirstParagraph"/>
+      </w:pPr>
+      <w:r>
+        <w:rPr>
+          <w:b/>
+          <w:bCs/>
+        </w:rPr>
+        <w:t xml:space="preserve">Report the tie rate and the disagreement rate alongside the p-value.</w:t>
+      </w:r>
+      <w:r>
+        <w:t xml:space="preserve"> </w:t>
+      </w:r>
+      <w:r>
+        <w:t xml:space="preserve">A</w:t>
+      </w:r>
+      <w:r>
+        <w:t xml:space="preserve"> </w:t>
+      </w:r>
+      <w:r>
+        <w:t xml:space="preserve">significance test cannot find a difference that mostly is not there, and the</w:t>
+      </w:r>
+      <w:r>
+        <w:t xml:space="preserve"> </w:t>
+      </w:r>
+      <w:r>
+        <w:t xml:space="preserve">p-value alone invites the reading that the study was underpowered rather than</w:t>
+      </w:r>
+      <w:r>
+        <w:t xml:space="preserve"> </w:t>
+      </w:r>
+      <w:r>
+        <w:t xml:space="preserve">that the systems genuinely match.</w:t>
+      </w:r>
+    </w:p>
+    <w:bookmarkEnd w:id="28"/>
+    <w:bookmarkStart w:id="29" w:name="headroom-for-the-refinement-loop"/>
+    <w:p>
+      <w:pPr>
+        <w:pStyle w:val="Heading3"/>
+      </w:pPr>
+      <w:r>
+        <w:t xml:space="preserve">Headroom for the refinement loop</w:t>
+      </w:r>
+    </w:p>
+    <w:p>
+      <w:pPr>
+        <w:pStyle w:val="FirstParagraph"/>
+      </w:pPr>
+      <w:r>
+        <w:t xml:space="preserve">Baseline A already kills every mutant on</w:t>
+      </w:r>
+      <w:r>
+        <w:t xml:space="preserve"> </w:t>
+      </w:r>
+      <w:r>
+        <w:rPr>
+          <w:b/>
+          <w:bCs/>
+        </w:rPr>
+        <w:t xml:space="preserve">13 of 30</w:t>
+      </w:r>
+      <w:r>
+        <w:t xml:space="preserve"> </w:t>
+      </w:r>
+      <w:r>
+        <w:t xml:space="preserve">functions, leaving the</w:t>
+      </w:r>
+      <w:r>
+        <w:t xml:space="preserve"> </w:t>
+      </w:r>
+      <w:r>
+        <w:t xml:space="preserve">refinement variants nothing to improve there. The other</w:t>
+      </w:r>
+      <w:r>
+        <w:t xml:space="preserve"> </w:t>
+      </w:r>
+      <w:r>
+        <w:rPr>
+          <w:b/>
+          <w:bCs/>
+        </w:rPr>
+        <w:t xml:space="preserve">17</w:t>
+      </w:r>
+      <w:r>
+        <w:t xml:space="preserve"> </w:t>
+      </w:r>
+      <w:r>
+        <w:t xml:space="preserve">have surviving</w:t>
+      </w:r>
+      <w:r>
+        <w:t xml:space="preserve"> </w:t>
+      </w:r>
+      <w:r>
+        <w:t xml:space="preserve">mutants, and those are where RQ1 and RQ4 can be answered at all. The richest:</w:t>
+      </w:r>
+    </w:p>
+    <w:tbl>
+      <w:tblPr>
+        <w:tblStyle w:val="Table"/>
+        <w:tblW w:type="auto" w:w="0"/>
+        <w:tblLook w:firstRow="1" w:lastRow="0" w:firstColumn="0" w:lastColumn="0" w:noHBand="0" w:noVBand="0" w:val="0020"/>
+      </w:tblPr>
+      <w:tblGrid>
+        <w:gridCol w:w="3960"/>
+        <w:gridCol w:w="3960"/>
+      </w:tblGrid>
+      <w:tr>
+        <w:trPr>
+          <w:tblHeader w:val="on"/>
+        </w:trPr>
+        <w:tc>
+          <w:tcPr/>
+          <w:p>
+            <w:pPr>
+              <w:pStyle w:val="Compact"/>
+            </w:pPr>
+            <w:r>
+              <w:t xml:space="preserve">function</w:t>
+            </w:r>
+          </w:p>
+        </w:tc>
+        <w:tc>
+          <w:tcPr/>
+          <w:p>
+            <w:pPr>
+              <w:pStyle w:val="Compact"/>
+            </w:pPr>
+            <w:r>
+              <w:t xml:space="preserve">Baseline A mutation score</w:t>
+            </w:r>
+          </w:p>
+        </w:tc>
+      </w:tr>
+      <w:tr>
+        <w:tc>
+          <w:tcPr/>
+          <w:p>
+            <w:pPr>
+              <w:pStyle w:val="Compact"/>
+            </w:pPr>
+            <w:r>
+              <w:rPr>
+                <w:rStyle w:val="VerbatimChar"/>
+              </w:rPr>
+              <w:t xml:space="preserve">function_11</w:t>
+            </w:r>
+          </w:p>
+        </w:tc>
+        <w:tc>
+          <w:tcPr/>
+          <w:p>
+            <w:pPr>
+              <w:pStyle w:val="Compact"/>
+            </w:pPr>
+            <w:r>
+              <w:t xml:space="preserve">74.1%</w:t>
+            </w:r>
+          </w:p>
+        </w:tc>
+      </w:tr>
+      <w:tr>
+        <w:tc>
+          <w:tcPr/>
+          <w:p>
+            <w:pPr>
+              <w:pStyle w:val="Compact"/>
+            </w:pPr>
+            <w:r>
+              <w:rPr>
+                <w:rStyle w:val="VerbatimChar"/>
+              </w:rPr>
+              <w:t xml:space="preserve">function_19</w:t>
+            </w:r>
+          </w:p>
+        </w:tc>
+        <w:tc>
+          <w:tcPr/>
+          <w:p>
+            <w:pPr>
+              <w:pStyle w:val="Compact"/>
+            </w:pPr>
+            <w:r>
+              <w:t xml:space="preserve">76.8%</w:t>
+            </w:r>
+          </w:p>
+        </w:tc>
+      </w:tr>
+      <w:tr>
+        <w:tc>
+          <w:tcPr/>
+          <w:p>
+            <w:pPr>
+              <w:pStyle w:val="Compact"/>
+            </w:pPr>
+            <w:r>
+              <w:rPr>
+                <w:rStyle w:val="VerbatimChar"/>
+              </w:rPr>
+              <w:t xml:space="preserve">function_04</w:t>
+            </w:r>
+          </w:p>
+        </w:tc>
+        <w:tc>
+          <w:tcPr/>
+          <w:p>
+            <w:pPr>
+              <w:pStyle w:val="Compact"/>
+            </w:pPr>
+            <w:r>
+              <w:t xml:space="preserve">85.7%</w:t>
+            </w:r>
+          </w:p>
+        </w:tc>
+      </w:tr>
+      <w:tr>
+        <w:tc>
+          <w:tcPr/>
+          <w:p>
+            <w:pPr>
+              <w:pStyle w:val="Compact"/>
+            </w:pPr>
+            <w:r>
+              <w:rPr>
+                <w:rStyle w:val="VerbatimChar"/>
+              </w:rPr>
+              <w:t xml:space="preserve">function_12</w:t>
+            </w:r>
+          </w:p>
+        </w:tc>
+        <w:tc>
+          <w:tcPr/>
+          <w:p>
+            <w:pPr>
+              <w:pStyle w:val="Compact"/>
+            </w:pPr>
+            <w:r>
+              <w:t xml:space="preserve">87.7%</w:t>
+            </w:r>
+          </w:p>
+        </w:tc>
+      </w:tr>
+      <w:tr>
+        <w:tc>
+          <w:tcPr/>
+          <w:p>
+            <w:pPr>
+              <w:pStyle w:val="Compact"/>
+            </w:pPr>
+            <w:r>
+              <w:rPr>
+                <w:rStyle w:val="VerbatimChar"/>
+              </w:rPr>
+              <w:t xml:space="preserve">function_21</w:t>
+            </w:r>
+            <w:r>
+              <w:t xml:space="preserve"> </w:t>
+            </w:r>
+            <w:r>
+              <w:t xml:space="preserve">(</w:t>
+            </w:r>
+            <w:r>
+              <w:rPr>
+                <w:rStyle w:val="VerbatimChar"/>
+              </w:rPr>
+              <w:t xml:space="preserve">binary_search</w:t>
+            </w:r>
+            <w:r>
+              <w:t xml:space="preserve">)</w:t>
+            </w:r>
+          </w:p>
+        </w:tc>
+        <w:tc>
+          <w:tcPr/>
+          <w:p>
+            <w:pPr>
+              <w:pStyle w:val="Compact"/>
+            </w:pPr>
+            <w:r>
+              <w:t xml:space="preserve">89.5%</w:t>
+            </w:r>
+          </w:p>
+        </w:tc>
+      </w:tr>
+    </w:tbl>
+    <w:p>
+      <w:pPr>
+        <w:pStyle w:val="BodyText"/>
+      </w:pPr>
+      <w:r>
+        <w:t xml:space="preserve">This is also the argument against moving to a stronger model for the main</w:t>
+      </w:r>
+      <w:r>
+        <w:t xml:space="preserve"> </w:t>
+      </w:r>
+      <w:r>
+        <w:t xml:space="preserve">experiment: a model that kills more mutants leaves less for the loop to</w:t>
+      </w:r>
+      <w:r>
+        <w:t xml:space="preserve"> </w:t>
+      </w:r>
+      <w:r>
+        <w:t xml:space="preserve">demonstrate.</w:t>
+      </w:r>
+    </w:p>
+    <w:bookmarkEnd w:id="29"/>
+    <w:bookmarkStart w:id="30" w:name="caveats"/>
+    <w:p>
+      <w:pPr>
+        <w:pStyle w:val="Heading3"/>
+      </w:pPr>
+      <w:r>
+        <w:t xml:space="preserve">Caveats</w:t>
+      </w:r>
+    </w:p>
+    <w:p>
+      <w:pPr>
+        <w:pStyle w:val="Compact"/>
+        <w:numPr>
+          <w:ilvl w:val="0"/>
+          <w:numId w:val="1004"/>
+        </w:numPr>
+      </w:pPr>
+      <w:r>
+        <w:rPr>
+          <w:rStyle w:val="VerbatimChar"/>
+        </w:rPr>
+        <w:t xml:space="preserve">function_18</w:t>
+      </w:r>
+      <w:r>
+        <w:t xml:space="preserve"> </w:t>
+      </w:r>
+      <w:r>
+        <w:t xml:space="preserve">cannot be imported at all (see the integration note) and scores 0 for every system. It depresses both equally and should be excluded once Member 1 rules on it.</w:t>
+      </w:r>
+    </w:p>
+    <w:p>
+      <w:pPr>
+        <w:pStyle w:val="Compact"/>
+        <w:numPr>
+          <w:ilvl w:val="0"/>
+          <w:numId w:val="1004"/>
+        </w:numPr>
+      </w:pPr>
+      <w:r>
+        <w:t xml:space="preserve">These figures come from</w:t>
+      </w:r>
+      <w:r>
+        <w:t xml:space="preserve"> </w:t>
+      </w:r>
+      <w:r>
+        <w:rPr>
+          <w:rStyle w:val="VerbatimChar"/>
+        </w:rPr>
+        <w:t xml:space="preserve">score.py</w:t>
+      </w:r>
+      <w:r>
+        <w:t xml:space="preserve">, Member 3’s local harness. The paper’s numbers should come from Member 2’s shared pipeline so all four systems are scored identically.</w:t>
+      </w:r>
+    </w:p>
+    <w:p>
+      <w:pPr>
+        <w:pStyle w:val="Compact"/>
+        <w:numPr>
+          <w:ilvl w:val="0"/>
+          <w:numId w:val="1004"/>
+        </w:numPr>
+      </w:pPr>
+      <w:r>
+        <w:t xml:space="preserve">Cost figures written before this pass used standard-Flash pricing rather than Flash-Lite, overstating spend by roughly 25%. Fixed in</w:t>
+      </w:r>
+      <w:r>
+        <w:t xml:space="preserve"> </w:t>
+      </w:r>
+      <w:r>
+        <w:rPr>
+          <w:rStyle w:val="VerbatimChar"/>
+        </w:rPr>
+        <w:t xml:space="preserve">config.py</w:t>
+      </w:r>
+      <w:r>
+        <w:t xml:space="preserve">, and the token breakdown is now stored per run so a price correction never again requires re-running anything.</w:t>
+      </w:r>
+    </w:p>
+    <w:bookmarkEnd w:id="30"/>
+    <w:bookmarkEnd w:id="31"/>
     <w:sectPr>
       <w:footnotePr>
         <w:numRestart w:val="eachSect"/>
@@ -3350,6 +4382,9 @@
     <w:lvlOverride w:ilvl="8">
       <w:startOverride w:val="1"/>
     </w:lvlOverride>
+  </w:num>
+  <w:num w:numId="1004">
+    <w:abstractNumId w:val="991"/>
   </w:num>
 </w:numbering>
 </file>
